--- a/Hiking_Trip/2. Period Table Note.docx
+++ b/Hiking_Trip/2. Period Table Note.docx
@@ -99,7 +99,70 @@
           <w:sz w:val="36"/>
           <w:szCs w:val="36"/>
         </w:rPr>
-        <w:t>I was looking at the stars tonight and saw something that seemed to defy the laws of KNoWN PHYSiCs. Upon closer look, it was actually the Internation</w:t>
+        <w:t xml:space="preserve">I was looking at the stars tonight and saw something that seemed to defy the laws of </w:t>
+      </w:r>
+      <w:proofErr w:type="spellStart"/>
+      <w:r>
+        <w:rPr>
+          <w:rFonts w:ascii="Architects Daughter" w:hAnsi="Architects Daughter"/>
+          <w:b/>
+          <w:bCs/>
+          <w:sz w:val="36"/>
+          <w:szCs w:val="36"/>
+          <w:u w:val="single"/>
+        </w:rPr>
+        <w:t>KNoWN</w:t>
+      </w:r>
+      <w:proofErr w:type="spellEnd"/>
+      <w:r>
+        <w:rPr>
+          <w:rFonts w:ascii="Architects Daughter" w:hAnsi="Architects Daughter"/>
+          <w:b/>
+          <w:bCs/>
+          <w:sz w:val="36"/>
+          <w:szCs w:val="36"/>
+          <w:u w:val="single"/>
+        </w:rPr>
+        <w:t xml:space="preserve"> </w:t>
+      </w:r>
+      <w:proofErr w:type="spellStart"/>
+      <w:r>
+        <w:rPr>
+          <w:rFonts w:ascii="Architects Daughter" w:hAnsi="Architects Daughter"/>
+          <w:b/>
+          <w:bCs/>
+          <w:sz w:val="36"/>
+          <w:szCs w:val="36"/>
+          <w:u w:val="single"/>
+        </w:rPr>
+        <w:t>PHYSiCs</w:t>
+      </w:r>
+      <w:proofErr w:type="spellEnd"/>
+      <w:r>
+        <w:rPr>
+          <w:rFonts w:ascii="Architects Daughter" w:hAnsi="Architects Daughter"/>
+          <w:sz w:val="36"/>
+          <w:szCs w:val="36"/>
+        </w:rPr>
+        <w:t xml:space="preserve">. Upon closer look, it was </w:t>
+      </w:r>
+      <w:proofErr w:type="gramStart"/>
+      <w:r>
+        <w:rPr>
+          <w:rFonts w:ascii="Architects Daughter" w:hAnsi="Architects Daughter"/>
+          <w:sz w:val="36"/>
+          <w:szCs w:val="36"/>
+        </w:rPr>
+        <w:t>actually the</w:t>
+      </w:r>
+      <w:proofErr w:type="gramEnd"/>
+      <w:r>
+        <w:rPr>
+          <w:rFonts w:ascii="Architects Daughter" w:hAnsi="Architects Daughter"/>
+          <w:sz w:val="36"/>
+          <w:szCs w:val="36"/>
+        </w:rPr>
+        <w:t xml:space="preserve"> Internation</w:t>
       </w:r>
       <w:r>
         <w:rPr>
@@ -115,7 +178,25 @@
           <w:sz w:val="36"/>
           <w:szCs w:val="36"/>
         </w:rPr>
-        <w:t xml:space="preserve"> Space Station. We decided to create our own little satellite made out of Legos. </w:t>
+        <w:t xml:space="preserve"> Space Station. We decided to create our own little satellite </w:t>
+      </w:r>
+      <w:proofErr w:type="gramStart"/>
+      <w:r>
+        <w:rPr>
+          <w:rFonts w:ascii="Architects Daughter" w:hAnsi="Architects Daughter"/>
+          <w:sz w:val="36"/>
+          <w:szCs w:val="36"/>
+        </w:rPr>
+        <w:t>made out of</w:t>
+      </w:r>
+      <w:proofErr w:type="gramEnd"/>
+      <w:r>
+        <w:rPr>
+          <w:rFonts w:ascii="Architects Daughter" w:hAnsi="Architects Daughter"/>
+          <w:sz w:val="36"/>
+          <w:szCs w:val="36"/>
+        </w:rPr>
+        <w:t xml:space="preserve"> Legos. </w:t>
       </w:r>
     </w:p>
     <w:sectPr>
